--- a/Tarea-3/20262-bd1-ea3-equipo-A-informe.docx
+++ b/Tarea-3/20262-bd1-ea3-equipo-A-informe.docx
@@ -1326,7 +1326,6 @@
                 <w:color w:val="auto"/>
                 <w:spacing w:val="0"/>
                 <w:position w:val="0"/>
-                <w:shd w:fill="auto" w:val="clear"/>
               </w:rPr>
             </w:pPr>
             <w:r>
@@ -1369,7 +1368,6 @@
                 <w:color w:val="auto"/>
                 <w:spacing w:val="0"/>
                 <w:position w:val="0"/>
-                <w:shd w:fill="auto" w:val="clear"/>
               </w:rPr>
             </w:pPr>
             <w:r>
@@ -1412,7 +1410,6 @@
                 <w:color w:val="auto"/>
                 <w:spacing w:val="0"/>
                 <w:position w:val="0"/>
-                <w:shd w:fill="auto" w:val="clear"/>
               </w:rPr>
             </w:pPr>
             <w:r>
@@ -1461,7 +1458,6 @@
                 <w:color w:val="auto"/>
                 <w:spacing w:val="0"/>
                 <w:position w:val="0"/>
-                <w:shd w:fill="auto" w:val="clear"/>
               </w:rPr>
             </w:pPr>
             <w:r>
@@ -1505,7 +1501,6 @@
                 <w:spacing w:val="0"/>
                 <w:position w:val="0"/>
                 <w:sz w:val="22"/>
-                <w:shd w:fill="auto" w:val="clear"/>
               </w:rPr>
             </w:pPr>
             <w:r>
@@ -1548,7 +1543,6 @@
                 <w:spacing w:val="0"/>
                 <w:position w:val="0"/>
                 <w:sz w:val="22"/>
-                <w:shd w:fill="auto" w:val="clear"/>
               </w:rPr>
             </w:pPr>
             <w:r>
@@ -1596,7 +1590,6 @@
                 <w:color w:val="auto"/>
                 <w:spacing w:val="0"/>
                 <w:position w:val="0"/>
-                <w:shd w:fill="auto" w:val="clear"/>
               </w:rPr>
             </w:pPr>
             <w:r>
@@ -1640,7 +1633,6 @@
                 <w:spacing w:val="0"/>
                 <w:position w:val="0"/>
                 <w:sz w:val="22"/>
-                <w:shd w:fill="auto" w:val="clear"/>
               </w:rPr>
             </w:pPr>
             <w:r>
@@ -1683,7 +1675,6 @@
                 <w:spacing w:val="0"/>
                 <w:position w:val="0"/>
                 <w:sz w:val="22"/>
-                <w:shd w:fill="auto" w:val="clear"/>
               </w:rPr>
             </w:pPr>
             <w:r>
@@ -1732,7 +1723,6 @@
                 <w:color w:val="auto"/>
                 <w:spacing w:val="0"/>
                 <w:position w:val="0"/>
-                <w:shd w:fill="auto" w:val="clear"/>
               </w:rPr>
             </w:pPr>
             <w:r>
@@ -1776,7 +1766,6 @@
                 <w:spacing w:val="0"/>
                 <w:position w:val="0"/>
                 <w:sz w:val="22"/>
-                <w:shd w:fill="auto" w:val="clear"/>
               </w:rPr>
             </w:pPr>
             <w:r>
@@ -1819,7 +1808,6 @@
                 <w:spacing w:val="0"/>
                 <w:position w:val="0"/>
                 <w:sz w:val="22"/>
-                <w:shd w:fill="auto" w:val="clear"/>
               </w:rPr>
             </w:pPr>
             <w:r>
@@ -1901,7 +1889,6 @@
                 <w:spacing w:val="0"/>
                 <w:position w:val="0"/>
                 <w:sz w:val="22"/>
-                <w:shd w:fill="auto" w:val="clear"/>
               </w:rPr>
             </w:pPr>
             <w:r>
@@ -1944,7 +1931,6 @@
                 <w:spacing w:val="0"/>
                 <w:position w:val="0"/>
                 <w:sz w:val="22"/>
-                <w:shd w:fill="auto" w:val="clear"/>
               </w:rPr>
             </w:pPr>
             <w:r>
@@ -1992,7 +1978,6 @@
                 <w:color w:val="auto"/>
                 <w:spacing w:val="0"/>
                 <w:position w:val="0"/>
-                <w:shd w:fill="auto" w:val="clear"/>
               </w:rPr>
             </w:pPr>
             <w:r>
@@ -2036,7 +2021,6 @@
                 <w:spacing w:val="0"/>
                 <w:position w:val="0"/>
                 <w:sz w:val="22"/>
-                <w:shd w:fill="auto" w:val="clear"/>
               </w:rPr>
             </w:pPr>
             <w:r>
@@ -2079,7 +2063,6 @@
                 <w:spacing w:val="0"/>
                 <w:position w:val="0"/>
                 <w:sz w:val="22"/>
-                <w:shd w:fill="auto" w:val="clear"/>
               </w:rPr>
             </w:pPr>
             <w:r>
@@ -2163,7 +2146,6 @@
                 <w:color w:val="auto"/>
                 <w:spacing w:val="0"/>
                 <w:position w:val="0"/>
-                <w:shd w:fill="auto" w:val="clear"/>
               </w:rPr>
             </w:pPr>
             <w:r>
@@ -2206,7 +2188,6 @@
                 <w:color w:val="auto"/>
                 <w:spacing w:val="0"/>
                 <w:position w:val="0"/>
-                <w:shd w:fill="auto" w:val="clear"/>
               </w:rPr>
             </w:pPr>
             <w:r>
@@ -2408,7 +2389,6 @@
                 <w:spacing w:val="0"/>
                 <w:position w:val="0"/>
                 <w:sz w:val="22"/>
-                <w:shd w:fill="auto" w:val="clear"/>
               </w:rPr>
             </w:pPr>
             <w:r>
@@ -2477,7 +2457,6 @@
                 <w:spacing w:val="0"/>
                 <w:position w:val="0"/>
                 <w:sz w:val="22"/>
-                <w:shd w:fill="auto" w:val="clear"/>
               </w:rPr>
             </w:pPr>
             <w:r>
@@ -2677,7 +2656,6 @@
                 <w:color w:val="auto"/>
                 <w:spacing w:val="0"/>
                 <w:position w:val="0"/>
-                <w:shd w:fill="auto" w:val="clear"/>
               </w:rPr>
             </w:pPr>
             <w:r>
@@ -2720,7 +2698,6 @@
                 <w:spacing w:val="0"/>
                 <w:position w:val="0"/>
                 <w:sz w:val="22"/>
-                <w:shd w:fill="auto" w:val="clear"/>
               </w:rPr>
             </w:pPr>
             <w:r>
@@ -2768,7 +2745,6 @@
                 <w:color w:val="auto"/>
                 <w:spacing w:val="0"/>
                 <w:position w:val="0"/>
-                <w:shd w:fill="auto" w:val="clear"/>
               </w:rPr>
             </w:pPr>
             <w:r>
@@ -2812,7 +2788,6 @@
                 <w:spacing w:val="0"/>
                 <w:position w:val="0"/>
                 <w:sz w:val="22"/>
-                <w:shd w:fill="auto" w:val="clear"/>
               </w:rPr>
             </w:pPr>
             <w:r>
@@ -2860,7 +2835,6 @@
                 <w:color w:val="auto"/>
                 <w:spacing w:val="0"/>
                 <w:position w:val="0"/>
-                <w:shd w:fill="auto" w:val="clear"/>
               </w:rPr>
             </w:pPr>
             <w:r>
@@ -2904,7 +2878,6 @@
                 <w:spacing w:val="0"/>
                 <w:position w:val="0"/>
                 <w:sz w:val="22"/>
-                <w:shd w:fill="auto" w:val="clear"/>
               </w:rPr>
             </w:pPr>
             <w:r>
@@ -3949,19 +3922,7 @@
           <w:sz w:val="24"/>
           <w:shd w:fill="auto" w:val="clear"/>
         </w:rPr>
-        <w:t xml:space="preserve"> (N) Rese</w:t>
-      </w:r>
-      <w:r>
-        <w:rPr>
-          <w:rFonts w:ascii="Calibri" w:hAnsi="Calibri" w:cs="Calibri" w:eastAsia="Calibri"/>
-          <w:b/>
-          <w:color w:val="auto"/>
-          <w:spacing w:val="0"/>
-          <w:position w:val="0"/>
-          <w:sz w:val="24"/>
-          <w:shd w:fill="auto" w:val="clear"/>
-        </w:rPr>
-        <w:t xml:space="preserve">ña; Evento (1) </w:t>
+        <w:t xml:space="preserve"> (N) Reseña; Evento (1) </w:t>
       </w:r>
       <w:r>
         <w:rPr>
@@ -4009,19 +3970,7 @@
           <w:sz w:val="24"/>
           <w:shd w:fill="auto" w:val="clear"/>
         </w:rPr>
-        <w:t xml:space="preserve"> (N) Rese</w:t>
-      </w:r>
-      <w:r>
-        <w:rPr>
-          <w:rFonts w:ascii="Calibri" w:hAnsi="Calibri" w:cs="Calibri" w:eastAsia="Calibri"/>
-          <w:b/>
-          <w:color w:val="auto"/>
-          <w:spacing w:val="0"/>
-          <w:position w:val="0"/>
-          <w:sz w:val="24"/>
-          <w:shd w:fill="auto" w:val="clear"/>
-        </w:rPr>
-        <w:t xml:space="preserve">ña; Servicio (1) </w:t>
+        <w:t xml:space="preserve"> (N) Reseña; Servicio (1) </w:t>
       </w:r>
       <w:r>
         <w:rPr>
@@ -4069,19 +4018,7 @@
           <w:sz w:val="24"/>
           <w:shd w:fill="auto" w:val="clear"/>
         </w:rPr>
-        <w:t xml:space="preserve"> (N) Rese</w:t>
-      </w:r>
-      <w:r>
-        <w:rPr>
-          <w:rFonts w:ascii="Calibri" w:hAnsi="Calibri" w:cs="Calibri" w:eastAsia="Calibri"/>
-          <w:b/>
-          <w:color w:val="auto"/>
-          <w:spacing w:val="0"/>
-          <w:position w:val="0"/>
-          <w:sz w:val="24"/>
-          <w:shd w:fill="auto" w:val="clear"/>
-        </w:rPr>
-        <w:t xml:space="preserve">ña.</w:t>
+        <w:t xml:space="preserve"> (N) Reseña.</w:t>
       </w:r>
     </w:p>
     <w:p>
@@ -4478,8 +4415,8 @@
         <w:t xml:space="preserve">1.2- Diagrama Entidad-Relación de Chen (corregido/mejorado)</w:t>
       </w:r>
       <w:r>
-        <w:object w:dxaOrig="13117" w:dyaOrig="8248">
-          <v:rect xmlns:o="urn:schemas-microsoft-com:office:office" xmlns:v="urn:schemas-microsoft-com:vml" id="rectole0000000000" style="width:655.850000pt;height:412.400000pt" o:preferrelative="t" o:ole="">
+        <w:object w:dxaOrig="13282" w:dyaOrig="8341">
+          <v:rect xmlns:o="urn:schemas-microsoft-com:office:office" xmlns:v="urn:schemas-microsoft-com:vml" id="rectole0000000000" style="width:664.100000pt;height:417.050000pt" o:preferrelative="t" o:ole="">
             <o:lock v:ext="edit"/>
             <v:imagedata xmlns:r="http://schemas.openxmlformats.org/officeDocument/2006/relationships" r:id="docRId1" o:title=""/>
           </v:rect>
@@ -4562,8 +4499,8 @@
         <w:t xml:space="preserve">2.- Inventario de Tablas del Diccionario de Datos Genérico (corregido)</w:t>
       </w:r>
       <w:r>
-        <w:object w:dxaOrig="9661" w:dyaOrig="5074">
-          <v:rect xmlns:o="urn:schemas-microsoft-com:office:office" xmlns:v="urn:schemas-microsoft-com:vml" id="rectole0000000001" style="width:483.050000pt;height:253.700000pt" o:preferrelative="t" o:ole="">
+        <w:object w:dxaOrig="9779" w:dyaOrig="5142">
+          <v:rect xmlns:o="urn:schemas-microsoft-com:office:office" xmlns:v="urn:schemas-microsoft-com:vml" id="rectole0000000001" style="width:488.950000pt;height:257.100000pt" o:preferrelative="t" o:ole="">
             <o:lock v:ext="edit"/>
             <v:imagedata xmlns:r="http://schemas.openxmlformats.org/officeDocument/2006/relationships" r:id="docRId3" o:title=""/>
           </v:rect>
@@ -4655,8 +4592,8 @@
         <w:t xml:space="preserve">3.- Tabla Comparativa de tipos de Datos</w:t>
       </w:r>
       <w:r>
-        <w:object w:dxaOrig="9661" w:dyaOrig="5103">
-          <v:rect xmlns:o="urn:schemas-microsoft-com:office:office" xmlns:v="urn:schemas-microsoft-com:vml" id="rectole0000000002" style="width:483.050000pt;height:255.150000pt" o:preferrelative="t" o:ole="">
+        <w:object w:dxaOrig="9779" w:dyaOrig="5163">
+          <v:rect xmlns:o="urn:schemas-microsoft-com:office:office" xmlns:v="urn:schemas-microsoft-com:vml" id="rectole0000000002" style="width:488.950000pt;height:258.150000pt" o:preferrelative="t" o:ole="">
             <o:lock v:ext="edit"/>
             <v:imagedata xmlns:r="http://schemas.openxmlformats.org/officeDocument/2006/relationships" r:id="docRId5" o:title=""/>
           </v:rect>
@@ -4735,8 +4672,8 @@
         </w:rPr>
       </w:pPr>
       <w:r>
-        <w:object w:dxaOrig="9661" w:dyaOrig="5095">
-          <v:rect xmlns:o="urn:schemas-microsoft-com:office:office" xmlns:v="urn:schemas-microsoft-com:vml" id="rectole0000000003" style="width:483.050000pt;height:254.750000pt" o:preferrelative="t" o:ole="">
+        <w:object w:dxaOrig="9779" w:dyaOrig="5163">
+          <v:rect xmlns:o="urn:schemas-microsoft-com:office:office" xmlns:v="urn:schemas-microsoft-com:vml" id="rectole0000000003" style="width:488.950000pt;height:258.150000pt" o:preferrelative="t" o:ole="">
             <o:lock v:ext="edit"/>
             <v:imagedata xmlns:r="http://schemas.openxmlformats.org/officeDocument/2006/relationships" r:id="docRId7" o:title=""/>
           </v:rect>
@@ -4841,8 +4778,8 @@
         <w:t xml:space="preserve">de Bases de Datos</w:t>
       </w:r>
       <w:r>
-        <w:object w:dxaOrig="9661" w:dyaOrig="5103">
-          <v:rect xmlns:o="urn:schemas-microsoft-com:office:office" xmlns:v="urn:schemas-microsoft-com:vml" id="rectole0000000004" style="width:483.050000pt;height:255.150000pt" o:preferrelative="t" o:ole="">
+        <w:object w:dxaOrig="9779" w:dyaOrig="5163">
+          <v:rect xmlns:o="urn:schemas-microsoft-com:office:office" xmlns:v="urn:schemas-microsoft-com:vml" id="rectole0000000004" style="width:488.950000pt;height:258.150000pt" o:preferrelative="t" o:ole="">
             <o:lock v:ext="edit"/>
             <v:imagedata xmlns:r="http://schemas.openxmlformats.org/officeDocument/2006/relationships" r:id="docRId9" o:title=""/>
           </v:rect>
@@ -4976,8 +4913,8 @@
         </w:rPr>
       </w:pPr>
       <w:r>
-        <w:object w:dxaOrig="9661" w:dyaOrig="5103">
-          <v:rect xmlns:o="urn:schemas-microsoft-com:office:office" xmlns:v="urn:schemas-microsoft-com:vml" id="rectole0000000005" style="width:483.050000pt;height:255.150000pt" o:preferrelative="t" o:ole="">
+        <w:object w:dxaOrig="9779" w:dyaOrig="5163">
+          <v:rect xmlns:o="urn:schemas-microsoft-com:office:office" xmlns:v="urn:schemas-microsoft-com:vml" id="rectole0000000005" style="width:488.950000pt;height:258.150000pt" o:preferrelative="t" o:ole="">
             <o:lock v:ext="edit"/>
             <v:imagedata xmlns:r="http://schemas.openxmlformats.org/officeDocument/2006/relationships" r:id="docRId11" o:title=""/>
           </v:rect>
@@ -5316,7 +5253,7 @@
           <w:sz w:val="24"/>
           <w:shd w:fill="auto" w:val="clear"/>
         </w:rPr>
-        <w:t xml:space="preserve">SANTIAGO OTÁLVARO VALENCIA: Trabajar en este proyecto de principio a fin me permitió entender que el diseño de bases de datos no es un ejercicio puramente técnico, sino un proceso de traducción: convertir reglas de negocio difusas, como “un usuario puede seguir a muchos otros” o “una reseña solo puede referirse a un servicio, un producto o un evento, nunca a más de uno”, en restricciones formales que el motor de base de datos pueda hacer cumplir de manera automática. Antes de este ejercicio, tendía a ver la normalización como un trámite obligatorio del curso; ahora reconozco que cada forma normal resuelve un problema concreto de redundancia o de anomalía de actualización, y que saltarse ese proceso habría generado una base de datos difícil de mantener a medida que creciera el número de usuarios y transacciones.</w:t>
+        <w:t xml:space="preserve">- SANTIAGO OTÁLVARO VALENCIA: Trabajar en este proyecto de principio a fin me permitió entender que el diseño de bases de datos no es un ejercicio puramente técnico, sino un proceso de traducción: convertir reglas de negocio difusas, como “un usuario puede seguir a muchos otros” o “una reseña solo puede referirse a un servicio, un producto o un evento, nunca a más de uno”, en restricciones formales que el motor de base de datos pueda hacer cumplir de manera automática. Antes de este ejercicio, tendía a ver la normalización como un trámite obligatorio del curso; ahora reconozco que cada forma normal resuelve un problema concreto de redundancia o de anomalía de actualización, y que saltarse ese proceso habría generado una base de datos difícil de mantener a medida que creciera el número de usuarios y transacciones.</w:t>
       </w:r>
     </w:p>
     <w:p>
@@ -5444,7 +5381,231 @@
           <w:sz w:val="24"/>
           <w:shd w:fill="auto" w:val="clear"/>
         </w:rPr>
-        <w:t xml:space="preserve">YEILER ANDRES PALACIOS: Este proyecto me ayudo mucho a entender el diseño de las bases de datos usando la normalizacion para no tener contradicciones al crear tablas ya que puede ser un gran problema si no es arreglado como es devido, tambien usando el uso de restricciones para tener mas seguridad en esta base datos asi no pasa alguna incoherencia desapersivida, incluso este trabajo fortalecio mucho para mi a el momento de realizar tablas o el diseño de la base de datos con el uso respectivo de esas restricciones apoyando masa la abse de datos y especificamente los ROLES que lleva cada USUARIO o las formas de poder eliminar las tablas de 1:N para que no sea tan saturada la base de datos ya que puede ser un gran problema para un futuro.</w:t>
+        <w:t xml:space="preserve">- YEILER ANDRES PALACIOS: Este proyecto me ayudo mucho a entender el diseño de las bases de datos usando la normalizacion para no tener contradicciones al crear tablas ya que puede ser un gran problema si no es arreglado como es devido, tambien usando el uso de restricciones para tener mas seguridad en esta base datos asi no pasa alguna incoherencia desapersivida, incluso este trabajo fortalecio mucho para mi a el momento de realizar tablas o el diseño de la base de datos con el uso respectivo de esas restricciones apoyando masa la abse de datos y especificamente los ROLES que lleva cada USUARIO o las formas de poder eliminar las tablas de 1:N para que no sea tan saturada la base de datos ya que puede ser un gran problema para un futuro.</w:t>
+      </w:r>
+    </w:p>
+    <w:p>
+      <w:pPr>
+        <w:spacing w:before="0" w:after="0" w:line="276"/>
+        <w:ind w:right="0" w:left="0" w:firstLine="0"/>
+        <w:jc w:val="both"/>
+        <w:rPr>
+          <w:rFonts w:ascii="Calibri" w:hAnsi="Calibri" w:cs="Calibri" w:eastAsia="Calibri"/>
+          <w:b/>
+          <w:color w:val="auto"/>
+          <w:spacing w:val="0"/>
+          <w:position w:val="0"/>
+          <w:sz w:val="24"/>
+          <w:shd w:fill="auto" w:val="clear"/>
+        </w:rPr>
+      </w:pPr>
+    </w:p>
+    <w:p>
+      <w:pPr>
+        <w:spacing w:before="0" w:after="0" w:line="276"/>
+        <w:ind w:right="0" w:left="0" w:firstLine="0"/>
+        <w:jc w:val="both"/>
+        <w:rPr>
+          <w:rFonts w:ascii="Calibri" w:hAnsi="Calibri" w:cs="Calibri" w:eastAsia="Calibri"/>
+          <w:b/>
+          <w:color w:val="auto"/>
+          <w:spacing w:val="0"/>
+          <w:position w:val="0"/>
+          <w:sz w:val="24"/>
+          <w:shd w:fill="auto" w:val="clear"/>
+        </w:rPr>
+      </w:pPr>
+      <w:r>
+        <w:rPr>
+          <w:rFonts w:ascii="Calibri" w:hAnsi="Calibri" w:cs="Calibri" w:eastAsia="Calibri"/>
+          <w:b/>
+          <w:color w:val="auto"/>
+          <w:spacing w:val="0"/>
+          <w:position w:val="0"/>
+          <w:sz w:val="24"/>
+          <w:shd w:fill="auto" w:val="clear"/>
+        </w:rPr>
+        <w:t xml:space="preserve">- DANIEL RICO: ya tengo mi conclusion : El desarrollo de esta fase del proyecto me permitió comprender que el diseño físico de una base de datos no es un simple ejercicio de escritura de sentencias CREATE TABLE, sino un proceso riguroso de traducción entre las reglas del negocio y las restricciones que el motor de base de datos debe hacer cumplir de forma automática. A lo largo de esta experiencia aprendí que cada decisión </w:t>
+      </w:r>
+      <w:r>
+        <w:rPr>
+          <w:rFonts w:ascii="Calibri" w:hAnsi="Calibri" w:cs="Calibri" w:eastAsia="Calibri"/>
+          <w:b/>
+          <w:color w:val="auto"/>
+          <w:spacing w:val="0"/>
+          <w:position w:val="0"/>
+          <w:sz w:val="24"/>
+          <w:shd w:fill="auto" w:val="clear"/>
+        </w:rPr>
+        <w:t xml:space="preserve">—desde elegir VARCHAR(50) en lugar de TEXT para un campo, hasta definir una restricci</w:t>
+      </w:r>
+      <w:r>
+        <w:rPr>
+          <w:rFonts w:ascii="Calibri" w:hAnsi="Calibri" w:cs="Calibri" w:eastAsia="Calibri"/>
+          <w:b/>
+          <w:color w:val="auto"/>
+          <w:spacing w:val="0"/>
+          <w:position w:val="0"/>
+          <w:sz w:val="24"/>
+          <w:shd w:fill="auto" w:val="clear"/>
+        </w:rPr>
+        <w:t xml:space="preserve">ón CHECK compuesta en la tabla resena para garantizar que una reseña solo apunte a un servicio, producto o evento</w:t>
+      </w:r>
+      <w:r>
+        <w:rPr>
+          <w:rFonts w:ascii="Calibri" w:hAnsi="Calibri" w:cs="Calibri" w:eastAsia="Calibri"/>
+          <w:b/>
+          <w:color w:val="auto"/>
+          <w:spacing w:val="0"/>
+          <w:position w:val="0"/>
+          <w:sz w:val="24"/>
+          <w:shd w:fill="auto" w:val="clear"/>
+        </w:rPr>
+        <w:t xml:space="preserve">— tiene consecuencias directas sobre la integridad, el rendimiento y la mantenibilidad del sistema.</w:t>
+      </w:r>
+    </w:p>
+    <w:p>
+      <w:pPr>
+        <w:spacing w:before="0" w:after="0" w:line="276"/>
+        <w:ind w:right="0" w:left="0" w:firstLine="0"/>
+        <w:jc w:val="both"/>
+        <w:rPr>
+          <w:rFonts w:ascii="Calibri" w:hAnsi="Calibri" w:cs="Calibri" w:eastAsia="Calibri"/>
+          <w:b/>
+          <w:color w:val="auto"/>
+          <w:spacing w:val="0"/>
+          <w:position w:val="0"/>
+          <w:sz w:val="24"/>
+          <w:shd w:fill="auto" w:val="clear"/>
+        </w:rPr>
+      </w:pPr>
+    </w:p>
+    <w:p>
+      <w:pPr>
+        <w:spacing w:before="0" w:after="0" w:line="276"/>
+        <w:ind w:right="0" w:left="0" w:firstLine="0"/>
+        <w:jc w:val="both"/>
+        <w:rPr>
+          <w:rFonts w:ascii="Calibri" w:hAnsi="Calibri" w:cs="Calibri" w:eastAsia="Calibri"/>
+          <w:b/>
+          <w:color w:val="auto"/>
+          <w:spacing w:val="0"/>
+          <w:position w:val="0"/>
+          <w:sz w:val="24"/>
+          <w:shd w:fill="auto" w:val="clear"/>
+        </w:rPr>
+      </w:pPr>
+      <w:r>
+        <w:rPr>
+          <w:rFonts w:ascii="Calibri" w:hAnsi="Calibri" w:cs="Calibri" w:eastAsia="Calibri"/>
+          <w:b/>
+          <w:color w:val="auto"/>
+          <w:spacing w:val="0"/>
+          <w:position w:val="0"/>
+          <w:sz w:val="24"/>
+          <w:shd w:fill="auto" w:val="clear"/>
+        </w:rPr>
+        <w:t xml:space="preserve">Uno de los aprendizajes m</w:t>
+      </w:r>
+      <w:r>
+        <w:rPr>
+          <w:rFonts w:ascii="Calibri" w:hAnsi="Calibri" w:cs="Calibri" w:eastAsia="Calibri"/>
+          <w:b/>
+          <w:color w:val="auto"/>
+          <w:spacing w:val="0"/>
+          <w:position w:val="0"/>
+          <w:sz w:val="24"/>
+          <w:shd w:fill="auto" w:val="clear"/>
+        </w:rPr>
+        <w:t xml:space="preserve">ás valiosos fue entender el orden de dependencias en la creación de tablas: las tablas independientes (catálogos como rol, tipo_usuario, etiqueta) deben existir antes que las dependientes (usuario, publicacion, venta), y las tablas pivote siempre van al final. Esto me mostró que un modelo lógico bien normalizado no solo representa correctamente la realidad, sino que también se traduce en un script ejecutable sin errores de referencia, lo cual es una señal de calidad del diseño.</w:t>
+      </w:r>
+    </w:p>
+    <w:p>
+      <w:pPr>
+        <w:spacing w:before="0" w:after="0" w:line="276"/>
+        <w:ind w:right="0" w:left="0" w:firstLine="0"/>
+        <w:jc w:val="both"/>
+        <w:rPr>
+          <w:rFonts w:ascii="Calibri" w:hAnsi="Calibri" w:cs="Calibri" w:eastAsia="Calibri"/>
+          <w:b/>
+          <w:color w:val="auto"/>
+          <w:spacing w:val="0"/>
+          <w:position w:val="0"/>
+          <w:sz w:val="24"/>
+          <w:shd w:fill="auto" w:val="clear"/>
+        </w:rPr>
+      </w:pPr>
+    </w:p>
+    <w:p>
+      <w:pPr>
+        <w:spacing w:before="0" w:after="0" w:line="276"/>
+        <w:ind w:right="0" w:left="0" w:firstLine="0"/>
+        <w:jc w:val="both"/>
+        <w:rPr>
+          <w:rFonts w:ascii="Calibri" w:hAnsi="Calibri" w:cs="Calibri" w:eastAsia="Calibri"/>
+          <w:b/>
+          <w:color w:val="auto"/>
+          <w:spacing w:val="0"/>
+          <w:position w:val="0"/>
+          <w:sz w:val="24"/>
+          <w:shd w:fill="auto" w:val="clear"/>
+        </w:rPr>
+      </w:pPr>
+      <w:r>
+        <w:rPr>
+          <w:rFonts w:ascii="Calibri" w:hAnsi="Calibri" w:cs="Calibri" w:eastAsia="Calibri"/>
+          <w:b/>
+          <w:color w:val="auto"/>
+          <w:spacing w:val="0"/>
+          <w:position w:val="0"/>
+          <w:sz w:val="24"/>
+          <w:shd w:fill="auto" w:val="clear"/>
+        </w:rPr>
+        <w:t xml:space="preserve">También comprendí la importancia de la normalización hasta la Tercera Forma Normal: eliminar grupos repetitivos en perfil, convertir Etiqueta de columnas fijas a entidad M:N, y transformar Seguidor de entidad a relación, fueron correcciones que evitaron redundancia y anomalías de actualización. Antes veía la normalización como un requisito académico; ahora la entiendo como una herramienta práctica para que la base de datos escale sin volverse inmantenible.</w:t>
+      </w:r>
+    </w:p>
+    <w:p>
+      <w:pPr>
+        <w:spacing w:before="0" w:after="0" w:line="276"/>
+        <w:ind w:right="0" w:left="0" w:firstLine="0"/>
+        <w:jc w:val="both"/>
+        <w:rPr>
+          <w:rFonts w:ascii="Calibri" w:hAnsi="Calibri" w:cs="Calibri" w:eastAsia="Calibri"/>
+          <w:b/>
+          <w:color w:val="auto"/>
+          <w:spacing w:val="0"/>
+          <w:position w:val="0"/>
+          <w:sz w:val="24"/>
+          <w:shd w:fill="auto" w:val="clear"/>
+        </w:rPr>
+      </w:pPr>
+    </w:p>
+    <w:p>
+      <w:pPr>
+        <w:spacing w:before="0" w:after="0" w:line="276"/>
+        <w:ind w:right="0" w:left="0" w:firstLine="0"/>
+        <w:jc w:val="both"/>
+        <w:rPr>
+          <w:rFonts w:ascii="Calibri" w:hAnsi="Calibri" w:cs="Calibri" w:eastAsia="Calibri"/>
+          <w:b/>
+          <w:color w:val="auto"/>
+          <w:spacing w:val="0"/>
+          <w:position w:val="0"/>
+          <w:sz w:val="24"/>
+          <w:shd w:fill="auto" w:val="clear"/>
+        </w:rPr>
+      </w:pPr>
+      <w:r>
+        <w:rPr>
+          <w:rFonts w:ascii="Calibri" w:hAnsi="Calibri" w:cs="Calibri" w:eastAsia="Calibri"/>
+          <w:b/>
+          <w:color w:val="auto"/>
+          <w:spacing w:val="0"/>
+          <w:position w:val="0"/>
+          <w:sz w:val="24"/>
+          <w:shd w:fill="auto" w:val="clear"/>
+        </w:rPr>
+        <w:t xml:space="preserve">Finalmente, esta fase me enseñó que documentar es tan importante como implementar. Mantener la trazabilidad entre el diccionario genérico, el diccionario físico y el script DDL me obligó a ser consistente y a pensar en quién leerá el modelo en el futuro. Sin duda, este proyecto fortaleció mi criterio para decidir cuándo usar una tabla pivote, cuándo una restricción CHECK, y cómo nombrar objetos de forma clara y estandarizada. Me llevo no solo conocimientos técnicos de PostgreSQL, sino una mentalidad de diseño más rigurosa y consciente de las consecuencias de cada decisión.</w:t>
       </w:r>
     </w:p>
     <w:p>
@@ -5645,7 +5806,6 @@
                 <w:spacing w:val="0"/>
                 <w:position w:val="0"/>
                 <w:sz w:val="22"/>
-                <w:shd w:fill="auto" w:val="clear"/>
               </w:rPr>
             </w:pPr>
             <w:r>
@@ -5690,7 +5850,6 @@
                 <w:spacing w:val="0"/>
                 <w:position w:val="0"/>
                 <w:sz w:val="22"/>
-                <w:shd w:fill="auto" w:val="clear"/>
               </w:rPr>
             </w:pPr>
             <w:r>
@@ -5734,7 +5893,6 @@
                 <w:spacing w:val="0"/>
                 <w:position w:val="0"/>
                 <w:sz w:val="22"/>
-                <w:shd w:fill="auto" w:val="clear"/>
               </w:rPr>
             </w:pPr>
             <w:r>
@@ -5778,7 +5936,6 @@
                 <w:spacing w:val="0"/>
                 <w:position w:val="0"/>
                 <w:sz w:val="22"/>
-                <w:shd w:fill="auto" w:val="clear"/>
               </w:rPr>
             </w:pPr>
             <w:r>
@@ -5870,7 +6027,6 @@
                 <w:color w:val="auto"/>
                 <w:spacing w:val="0"/>
                 <w:position w:val="0"/>
-                <w:shd w:fill="auto" w:val="clear"/>
               </w:rPr>
             </w:pPr>
             <w:r>
@@ -5913,7 +6069,6 @@
                 <w:color w:val="auto"/>
                 <w:spacing w:val="0"/>
                 <w:position w:val="0"/>
-                <w:shd w:fill="auto" w:val="clear"/>
               </w:rPr>
             </w:pPr>
             <w:r>
@@ -6079,7 +6234,6 @@
                 <w:color w:val="auto"/>
                 <w:spacing w:val="0"/>
                 <w:position w:val="0"/>
-                <w:shd w:fill="auto" w:val="clear"/>
               </w:rPr>
             </w:pPr>
             <w:r>
@@ -6203,7 +6357,6 @@
                 <w:color w:val="auto"/>
                 <w:spacing w:val="0"/>
                 <w:position w:val="0"/>
-                <w:shd w:fill="auto" w:val="clear"/>
               </w:rPr>
             </w:pPr>
             <w:r>
@@ -6246,7 +6399,6 @@
                 <w:color w:val="auto"/>
                 <w:spacing w:val="0"/>
                 <w:position w:val="0"/>
-                <w:shd w:fill="auto" w:val="clear"/>
               </w:rPr>
             </w:pPr>
             <w:r>
@@ -6412,7 +6564,6 @@
                 <w:color w:val="auto"/>
                 <w:spacing w:val="0"/>
                 <w:position w:val="0"/>
-                <w:shd w:fill="auto" w:val="clear"/>
               </w:rPr>
             </w:pPr>
             <w:r>
@@ -6535,7 +6686,6 @@
                 <w:rFonts w:ascii="Calibri" w:hAnsi="Calibri" w:cs="Calibri" w:eastAsia="Calibri"/>
                 <w:spacing w:val="0"/>
                 <w:position w:val="0"/>
-                <w:shd w:fill="auto" w:val="clear"/>
               </w:rPr>
             </w:pPr>
             <w:r>
@@ -6602,7 +6752,6 @@
                 <w:color w:val="auto"/>
                 <w:spacing w:val="0"/>
                 <w:position w:val="0"/>
-                <w:shd w:fill="auto" w:val="clear"/>
               </w:rPr>
             </w:pPr>
             <w:r>
@@ -6725,7 +6874,6 @@
                 <w:rFonts w:ascii="Calibri" w:hAnsi="Calibri" w:cs="Calibri" w:eastAsia="Calibri"/>
                 <w:spacing w:val="0"/>
                 <w:position w:val="0"/>
-                <w:shd w:fill="auto" w:val="clear"/>
               </w:rPr>
             </w:pPr>
             <w:r>
@@ -6792,7 +6940,6 @@
                 <w:color w:val="auto"/>
                 <w:spacing w:val="0"/>
                 <w:position w:val="0"/>
-                <w:shd w:fill="auto" w:val="clear"/>
               </w:rPr>
             </w:pPr>
             <w:r>
@@ -6916,7 +7063,6 @@
                 <w:color w:val="auto"/>
                 <w:spacing w:val="0"/>
                 <w:position w:val="0"/>
-                <w:shd w:fill="auto" w:val="clear"/>
               </w:rPr>
             </w:pPr>
             <w:r>
@@ -6959,7 +7105,6 @@
                 <w:color w:val="auto"/>
                 <w:spacing w:val="0"/>
                 <w:position w:val="0"/>
-                <w:shd w:fill="auto" w:val="clear"/>
               </w:rPr>
             </w:pPr>
             <w:r>
@@ -7083,7 +7228,6 @@
                 <w:color w:val="auto"/>
                 <w:spacing w:val="0"/>
                 <w:position w:val="0"/>
-                <w:shd w:fill="auto" w:val="clear"/>
               </w:rPr>
             </w:pPr>
             <w:r>
@@ -7126,7 +7270,6 @@
                 <w:color w:val="auto"/>
                 <w:spacing w:val="0"/>
                 <w:position w:val="0"/>
-                <w:shd w:fill="auto" w:val="clear"/>
               </w:rPr>
             </w:pPr>
             <w:r>
@@ -7250,7 +7393,6 @@
                 <w:color w:val="auto"/>
                 <w:spacing w:val="0"/>
                 <w:position w:val="0"/>
-                <w:shd w:fill="auto" w:val="clear"/>
               </w:rPr>
             </w:pPr>
             <w:r>
@@ -7293,7 +7435,6 @@
                 <w:color w:val="auto"/>
                 <w:spacing w:val="0"/>
                 <w:position w:val="0"/>
-                <w:shd w:fill="auto" w:val="clear"/>
               </w:rPr>
             </w:pPr>
             <w:r>
@@ -7417,7 +7558,6 @@
                 <w:color w:val="auto"/>
                 <w:spacing w:val="0"/>
                 <w:position w:val="0"/>
-                <w:shd w:fill="auto" w:val="clear"/>
               </w:rPr>
             </w:pPr>
             <w:r>
@@ -7460,7 +7600,6 @@
                 <w:color w:val="auto"/>
                 <w:spacing w:val="0"/>
                 <w:position w:val="0"/>
-                <w:shd w:fill="auto" w:val="clear"/>
               </w:rPr>
             </w:pPr>
             <w:r>
@@ -7626,7 +7765,6 @@
                 <w:color w:val="auto"/>
                 <w:spacing w:val="0"/>
                 <w:position w:val="0"/>
-                <w:shd w:fill="auto" w:val="clear"/>
               </w:rPr>
             </w:pPr>
             <w:r>
@@ -7739,7 +7877,6 @@
                 <w:color w:val="auto"/>
                 <w:spacing w:val="0"/>
                 <w:position w:val="0"/>
-                <w:shd w:fill="auto" w:val="clear"/>
               </w:rPr>
             </w:pPr>
             <w:r>
@@ -7782,7 +7919,6 @@
                 <w:color w:val="auto"/>
                 <w:spacing w:val="0"/>
                 <w:position w:val="0"/>
-                <w:shd w:fill="auto" w:val="clear"/>
               </w:rPr>
             </w:pPr>
             <w:r>
@@ -7825,7 +7961,6 @@
                 <w:color w:val="auto"/>
                 <w:spacing w:val="0"/>
                 <w:position w:val="0"/>
-                <w:shd w:fill="auto" w:val="clear"/>
               </w:rPr>
             </w:pPr>
             <w:r>
